--- a/atlwm/xx. or unfold me again, like rain.docx
+++ b/atlwm/xx. or unfold me again, like rain.docx
@@ -48,7 +48,7 @@
               <a:graphicData uri="http://schemas.openxmlformats.org/drawingml/2006/picture">
                 <pic:pic xmlns:pic="http://schemas.openxmlformats.org/drawingml/2006/picture">
                   <pic:nvPicPr>
-                    <pic:cNvPr id="0" name="04 Jesus Walking On The Water.mp3" descr="movie::file://localhost/Users/mpfaff/Music/iTunes/iTunes%20Media/Music/Violent%20Femmes/Hallowed%20Ground/04%20Jesus%20Walking%20On%20The%20Water.mp3"/>
+                    <pic:cNvPr id="0" name="04 Jesus Walking On The Water.mp3" descr="movie::file://localhost/Users/xxxx/Music/iTunes/iTunes%20Media/Music/Violent%20Femmes/Hallowed%20Ground/04%20Jesus%20Walking%20On%20The%20Water.mp3"/>
                     <pic:cNvPicPr/>
                   </pic:nvPicPr>
                   <pic:blipFill>
@@ -102,7 +102,7 @@
               <a:graphicData uri="http://schemas.openxmlformats.org/drawingml/2006/picture">
                 <pic:pic xmlns:pic="http://schemas.openxmlformats.org/drawingml/2006/picture">
                   <pic:nvPicPr>
-                    <pic:cNvPr id="0" name="1-18 They Hung Him on a Cross (Demo, 1989).mp3" descr="movie::file://localhost/Users/mpfaff/Music/iTunes/iTunes%20Media/Music/Nirvana/With%20The%20Lights%20Out/1-18%20They%20Hung%20Him%20on%20a%20Cross%20(Demo,%201989).mp3"/>
+                    <pic:cNvPr id="0" name="1-18 They Hung Him on a Cross (Demo, 1989).mp3" descr="movie::file://localhost/Users/xxxx/Music/iTunes/iTunes%20Media/Music/Nirvana/With%20The%20Lights%20Out/1-18%20They%20Hung%20Him%20on%20a%20Cross%20(Demo,%201989).mp3"/>
                     <pic:cNvPicPr/>
                   </pic:nvPicPr>
                   <pic:blipFill>
@@ -7469,109 +7469,12 @@
           <w:kern w:val="1"/>
           <w:lang w:eastAsia="zh-CN"/>
         </w:rPr>
-        <w:t>So. No, I’m not hanging out with Andy anymore. I’ve barely talked to him in the last couple of years. I’m married to Carla – I don’t know if you knew that. We got married May 20</w:t>
-      </w:r>
-      <w:r>
-        <w:rPr>
-          <w:rFonts w:ascii="Times New Roman" w:eastAsia="Times New Roman" w:hAnsi="Times New Roman" w:cs="Times New Roman"/>
-          <w:kern w:val="1"/>
-          <w:position w:val="10"/>
-          <w:lang w:eastAsia="zh-CN"/>
-        </w:rPr>
-        <w:t>th</w:t>
-      </w:r>
-      <w:r>
-        <w:rPr>
-          <w:rFonts w:ascii="Times New Roman" w:eastAsia="Times New Roman" w:hAnsi="Times New Roman" w:cs="Times New Roman"/>
-          <w:kern w:val="1"/>
-          <w:lang w:eastAsia="zh-CN"/>
-        </w:rPr>
-        <w:t xml:space="preserve"> of last year, so we just celebrated our </w:t>
-      </w:r>
-      <w:proofErr w:type="gramStart"/>
-      <w:r>
-        <w:rPr>
-          <w:rFonts w:ascii="Times New Roman" w:eastAsia="Times New Roman" w:hAnsi="Times New Roman" w:cs="Times New Roman"/>
-          <w:kern w:val="1"/>
-          <w:lang w:eastAsia="zh-CN"/>
-        </w:rPr>
-        <w:t>1 year</w:t>
-      </w:r>
-      <w:proofErr w:type="gramEnd"/>
-      <w:r>
-        <w:rPr>
-          <w:rFonts w:ascii="Times New Roman" w:eastAsia="Times New Roman" w:hAnsi="Times New Roman" w:cs="Times New Roman"/>
-          <w:kern w:val="1"/>
-          <w:lang w:eastAsia="zh-CN"/>
-        </w:rPr>
-        <w:t xml:space="preserve"> anniversary a couple of months ago. Her son – my son now, too – Gio, is five going on six. He’ll be going to first grade this year. Also we have great news: w</w:t>
-      </w:r>
-      <w:r>
-        <w:rPr>
-          <w:rFonts w:ascii="Times New Roman" w:eastAsia="Times New Roman" w:hAnsi="Times New Roman" w:cs="Times New Roman"/>
-          <w:kern w:val="1"/>
-          <w:lang w:eastAsia="zh-CN"/>
-        </w:rPr>
-        <w:t>e’re expecting a baby girl – Ha</w:t>
-      </w:r>
-      <w:r>
-        <w:rPr>
-          <w:rFonts w:ascii="Times New Roman" w:eastAsia="Times New Roman" w:hAnsi="Times New Roman" w:cs="Times New Roman"/>
-          <w:kern w:val="1"/>
-          <w:lang w:eastAsia="zh-CN"/>
-        </w:rPr>
-        <w:t xml:space="preserve">ley Cassady Pfaff – around Thanksgiving of this year. And yes, we live on university housing here at U of M, where I’m working on my PhD in Comparative Literature. I am going into my second year of this </w:t>
-      </w:r>
-      <w:proofErr w:type="gramStart"/>
-      <w:r>
-        <w:rPr>
-          <w:rFonts w:ascii="Times New Roman" w:eastAsia="Times New Roman" w:hAnsi="Times New Roman" w:cs="Times New Roman"/>
-          <w:kern w:val="1"/>
-          <w:lang w:eastAsia="zh-CN"/>
-        </w:rPr>
-        <w:t>five year</w:t>
-      </w:r>
-      <w:proofErr w:type="gramEnd"/>
-      <w:r>
-        <w:rPr>
-          <w:rFonts w:ascii="Times New Roman" w:eastAsia="Times New Roman" w:hAnsi="Times New Roman" w:cs="Times New Roman"/>
-          <w:kern w:val="1"/>
-          <w:lang w:eastAsia="zh-CN"/>
-        </w:rPr>
-        <w:t xml:space="preserve"> program. They pay my tuition and a modest stipend – about $14,000 a year. My first year I was on fellowship – that means I didn’t have to work – but this year I will be starting teaching. I will be a graduate student instructor for a discussion section of a G</w:t>
-      </w:r>
-      <w:r>
-        <w:rPr>
-          <w:rFonts w:ascii="Times New Roman" w:eastAsia="Times New Roman" w:hAnsi="Times New Roman" w:cs="Times New Roman"/>
-          <w:kern w:val="1"/>
-          <w:lang w:eastAsia="zh-CN"/>
-        </w:rPr>
-        <w:t xml:space="preserve">reat Books class. Carla is </w:t>
-      </w:r>
-      <w:r>
-        <w:rPr>
-          <w:rFonts w:ascii="Times New Roman" w:eastAsia="Times New Roman" w:hAnsi="Times New Roman" w:cs="Times New Roman"/>
-          <w:kern w:val="1"/>
-          <w:lang w:eastAsia="zh-CN"/>
-        </w:rPr>
-        <w:t>beautiful and I love her to death. She started a daycare in our home this summer so that she would be able to stay home with</w:t>
-      </w:r>
-      <w:r>
-        <w:rPr>
-          <w:rFonts w:ascii="Times New Roman" w:eastAsia="Times New Roman" w:hAnsi="Times New Roman" w:cs="Times New Roman"/>
-          <w:kern w:val="1"/>
-          <w:lang w:eastAsia="zh-CN"/>
-        </w:rPr>
-        <w:t xml:space="preserve"> Gio and Ha</w:t>
-      </w:r>
-      <w:r>
-        <w:rPr>
-          <w:rFonts w:ascii="Times New Roman" w:eastAsia="Times New Roman" w:hAnsi="Times New Roman" w:cs="Times New Roman"/>
-          <w:kern w:val="1"/>
-          <w:lang w:eastAsia="zh-CN"/>
-        </w:rPr>
-        <w:t xml:space="preserve">ley and because she can earn quite a bit more money than at a nine to five. </w:t>
-      </w:r>
+        <w:t xml:space="preserve">So. No, I’m not hanging out with Andy anymore. I’ve barely talked to him in the last couple of years. I’m married to Carla – I don’t know if you knew that. We got married May 20th of last year, so we just celebrated our 1 year anniversary a couple of months ago. Her son – my son now, too – xxxx, is five going on six. He’ll be going to first grade this year. Also we have great news: we’re expecting a baby girl – xxxx Cassady xxxx – around Thanksgiving of this year. And yes, we live on university housing here at U of M, where I’m working on my PhD in Comparative Literature. I am going into my second year of this five year program. They pay my tuition and a modest stipend – about $14,000 a year. My first year I was on fellowship – that means I didn’t have to work – but this year I will be starting teaching. I will be a graduate student instructor for a discussion section of a Great Books class. Carla is beautiful and I love her to death. She started a daycare in our home this summer so that she would be able to stay home with xxxx and xxxx and because she can earn quite a bit more money than at a nine to five. </w:t>
+      </w:r>
+      <w:proofErr w:type="gramStart"/>
+      <w:proofErr w:type="gramEnd"/>
+      <w:proofErr w:type="gramStart"/>
+      <w:proofErr w:type="gramEnd"/>
     </w:p>
     <w:p>
       <w:pPr>
@@ -11976,6 +11879,12 @@
     </w:p>
     <w:p/>
     <w:sectPr>
+      <w:headerReference w:type="default" r:id="rId8"/>
+      <w:headerReference w:type="first" r:id="rId9"/>
+      <w:headerReference w:type="even" r:id="rId10"/>
+      <w:footerReference w:type="default" r:id="rId11"/>
+      <w:footerReference w:type="first" r:id="rId12"/>
+      <w:footerReference w:type="even" r:id="rId13"/>
       <w:pgSz w:w="12240" w:h="15840"/>
       <w:pgMar w:top="1440" w:right="1800" w:bottom="1440" w:left="1800" w:header="720" w:footer="720" w:gutter="0"/>
       <w:cols w:space="720"/>
@@ -11983,6 +11892,66 @@
     </w:sectPr>
   </w:body>
 </w:document>
+</file>
+
+<file path=word/footer1.xml><?xml version="1.0" encoding="utf-8"?>
+<w:ftr xmlns:m="http://schemas.openxmlformats.org/officeDocument/2006/math" xmlns:mc="http://schemas.openxmlformats.org/markup-compatibility/2006" xmlns:mo="http://schemas.microsoft.com/office/mac/office/2008/main" xmlns:mv="urn:schemas-microsoft-com:mac:vml" xmlns:o="urn:schemas-microsoft-com:office:office" xmlns:r="http://schemas.openxmlformats.org/officeDocument/2006/relationships" xmlns:v="urn:schemas-microsoft-com:vml" xmlns:w10="urn:schemas-microsoft-com:office:word" xmlns:w14="http://schemas.microsoft.com/office/word/2010/wordml" xmlns:w="http://schemas.openxmlformats.org/wordprocessingml/2006/main" xmlns:wne="http://schemas.microsoft.com/office/word/2006/wordml" xmlns:wp14="http://schemas.microsoft.com/office/word/2010/wordprocessingDrawing" xmlns:wp="http://schemas.openxmlformats.org/drawingml/2006/wordprocessingDrawing" xmlns:wpc="http://schemas.microsoft.com/office/word/2010/wordprocessingCanvas" xmlns:wpg="http://schemas.microsoft.com/office/word/2010/wordprocessingGroup" xmlns:wpi="http://schemas.microsoft.com/office/word/2010/wordprocessingInk" xmlns:wps="http://schemas.microsoft.com/office/word/2010/wordprocessingShape" mc:Ignorable="w14 wp14">
+  <w:p>
+    <w:pPr>
+      <w:pStyle w:val="Footer"/>
+    </w:pPr>
+  </w:p>
+</w:ftr>
+</file>
+
+<file path=word/footer2.xml><?xml version="1.0" encoding="utf-8"?>
+<w:ftr xmlns:m="http://schemas.openxmlformats.org/officeDocument/2006/math" xmlns:mc="http://schemas.openxmlformats.org/markup-compatibility/2006" xmlns:mo="http://schemas.microsoft.com/office/mac/office/2008/main" xmlns:mv="urn:schemas-microsoft-com:mac:vml" xmlns:o="urn:schemas-microsoft-com:office:office" xmlns:r="http://schemas.openxmlformats.org/officeDocument/2006/relationships" xmlns:v="urn:schemas-microsoft-com:vml" xmlns:w10="urn:schemas-microsoft-com:office:word" xmlns:w14="http://schemas.microsoft.com/office/word/2010/wordml" xmlns:w="http://schemas.openxmlformats.org/wordprocessingml/2006/main" xmlns:wne="http://schemas.microsoft.com/office/word/2006/wordml" xmlns:wp14="http://schemas.microsoft.com/office/word/2010/wordprocessingDrawing" xmlns:wp="http://schemas.openxmlformats.org/drawingml/2006/wordprocessingDrawing" xmlns:wpc="http://schemas.microsoft.com/office/word/2010/wordprocessingCanvas" xmlns:wpg="http://schemas.microsoft.com/office/word/2010/wordprocessingGroup" xmlns:wpi="http://schemas.microsoft.com/office/word/2010/wordprocessingInk" xmlns:wps="http://schemas.microsoft.com/office/word/2010/wordprocessingShape" mc:Ignorable="w14 wp14">
+  <w:p>
+    <w:pPr>
+      <w:pStyle w:val="Footer"/>
+    </w:pPr>
+  </w:p>
+</w:ftr>
+</file>
+
+<file path=word/footer3.xml><?xml version="1.0" encoding="utf-8"?>
+<w:ftr xmlns:m="http://schemas.openxmlformats.org/officeDocument/2006/math" xmlns:mc="http://schemas.openxmlformats.org/markup-compatibility/2006" xmlns:mo="http://schemas.microsoft.com/office/mac/office/2008/main" xmlns:mv="urn:schemas-microsoft-com:mac:vml" xmlns:o="urn:schemas-microsoft-com:office:office" xmlns:r="http://schemas.openxmlformats.org/officeDocument/2006/relationships" xmlns:v="urn:schemas-microsoft-com:vml" xmlns:w10="urn:schemas-microsoft-com:office:word" xmlns:w14="http://schemas.microsoft.com/office/word/2010/wordml" xmlns:w="http://schemas.openxmlformats.org/wordprocessingml/2006/main" xmlns:wne="http://schemas.microsoft.com/office/word/2006/wordml" xmlns:wp14="http://schemas.microsoft.com/office/word/2010/wordprocessingDrawing" xmlns:wp="http://schemas.openxmlformats.org/drawingml/2006/wordprocessingDrawing" xmlns:wpc="http://schemas.microsoft.com/office/word/2010/wordprocessingCanvas" xmlns:wpg="http://schemas.microsoft.com/office/word/2010/wordprocessingGroup" xmlns:wpi="http://schemas.microsoft.com/office/word/2010/wordprocessingInk" xmlns:wps="http://schemas.microsoft.com/office/word/2010/wordprocessingShape" mc:Ignorable="w14 wp14">
+  <w:p>
+    <w:pPr>
+      <w:pStyle w:val="Footer"/>
+    </w:pPr>
+  </w:p>
+</w:ftr>
+</file>
+
+<file path=word/header1.xml><?xml version="1.0" encoding="utf-8"?>
+<w:hdr xmlns:m="http://schemas.openxmlformats.org/officeDocument/2006/math" xmlns:mc="http://schemas.openxmlformats.org/markup-compatibility/2006" xmlns:mo="http://schemas.microsoft.com/office/mac/office/2008/main" xmlns:mv="urn:schemas-microsoft-com:mac:vml" xmlns:o="urn:schemas-microsoft-com:office:office" xmlns:r="http://schemas.openxmlformats.org/officeDocument/2006/relationships" xmlns:v="urn:schemas-microsoft-com:vml" xmlns:w10="urn:schemas-microsoft-com:office:word" xmlns:w14="http://schemas.microsoft.com/office/word/2010/wordml" xmlns:w="http://schemas.openxmlformats.org/wordprocessingml/2006/main" xmlns:wne="http://schemas.microsoft.com/office/word/2006/wordml" xmlns:wp14="http://schemas.microsoft.com/office/word/2010/wordprocessingDrawing" xmlns:wp="http://schemas.openxmlformats.org/drawingml/2006/wordprocessingDrawing" xmlns:wpc="http://schemas.microsoft.com/office/word/2010/wordprocessingCanvas" xmlns:wpg="http://schemas.microsoft.com/office/word/2010/wordprocessingGroup" xmlns:wpi="http://schemas.microsoft.com/office/word/2010/wordprocessingInk" xmlns:wps="http://schemas.microsoft.com/office/word/2010/wordprocessingShape" mc:Ignorable="w14 wp14">
+  <w:p>
+    <w:pPr>
+      <w:pStyle w:val="Header"/>
+    </w:pPr>
+  </w:p>
+</w:hdr>
+</file>
+
+<file path=word/header2.xml><?xml version="1.0" encoding="utf-8"?>
+<w:hdr xmlns:m="http://schemas.openxmlformats.org/officeDocument/2006/math" xmlns:mc="http://schemas.openxmlformats.org/markup-compatibility/2006" xmlns:mo="http://schemas.microsoft.com/office/mac/office/2008/main" xmlns:mv="urn:schemas-microsoft-com:mac:vml" xmlns:o="urn:schemas-microsoft-com:office:office" xmlns:r="http://schemas.openxmlformats.org/officeDocument/2006/relationships" xmlns:v="urn:schemas-microsoft-com:vml" xmlns:w10="urn:schemas-microsoft-com:office:word" xmlns:w14="http://schemas.microsoft.com/office/word/2010/wordml" xmlns:w="http://schemas.openxmlformats.org/wordprocessingml/2006/main" xmlns:wne="http://schemas.microsoft.com/office/word/2006/wordml" xmlns:wp14="http://schemas.microsoft.com/office/word/2010/wordprocessingDrawing" xmlns:wp="http://schemas.openxmlformats.org/drawingml/2006/wordprocessingDrawing" xmlns:wpc="http://schemas.microsoft.com/office/word/2010/wordprocessingCanvas" xmlns:wpg="http://schemas.microsoft.com/office/word/2010/wordprocessingGroup" xmlns:wpi="http://schemas.microsoft.com/office/word/2010/wordprocessingInk" xmlns:wps="http://schemas.microsoft.com/office/word/2010/wordprocessingShape" mc:Ignorable="w14 wp14">
+  <w:p>
+    <w:pPr>
+      <w:pStyle w:val="Header"/>
+    </w:pPr>
+  </w:p>
+</w:hdr>
+</file>
+
+<file path=word/header3.xml><?xml version="1.0" encoding="utf-8"?>
+<w:hdr xmlns:m="http://schemas.openxmlformats.org/officeDocument/2006/math" xmlns:mc="http://schemas.openxmlformats.org/markup-compatibility/2006" xmlns:mo="http://schemas.microsoft.com/office/mac/office/2008/main" xmlns:mv="urn:schemas-microsoft-com:mac:vml" xmlns:o="urn:schemas-microsoft-com:office:office" xmlns:r="http://schemas.openxmlformats.org/officeDocument/2006/relationships" xmlns:v="urn:schemas-microsoft-com:vml" xmlns:w10="urn:schemas-microsoft-com:office:word" xmlns:w14="http://schemas.microsoft.com/office/word/2010/wordml" xmlns:w="http://schemas.openxmlformats.org/wordprocessingml/2006/main" xmlns:wne="http://schemas.microsoft.com/office/word/2006/wordml" xmlns:wp14="http://schemas.microsoft.com/office/word/2010/wordprocessingDrawing" xmlns:wp="http://schemas.openxmlformats.org/drawingml/2006/wordprocessingDrawing" xmlns:wpc="http://schemas.microsoft.com/office/word/2010/wordprocessingCanvas" xmlns:wpg="http://schemas.microsoft.com/office/word/2010/wordprocessingGroup" xmlns:wpi="http://schemas.microsoft.com/office/word/2010/wordprocessingInk" xmlns:wps="http://schemas.microsoft.com/office/word/2010/wordprocessingShape" mc:Ignorable="w14 wp14">
+  <w:p>
+    <w:pPr>
+      <w:pStyle w:val="Header"/>
+    </w:pPr>
+  </w:p>
+</w:hdr>
 </file>
 
 <file path=word/styles.xml><?xml version="1.0" encoding="utf-8"?>
